--- a/light-refract/files/04_折射_學習單_照片版.docx
+++ b/light-refract/files/04_折射_學習單_照片版.docx
@@ -719,7 +719,7 @@
                 <w:szCs w:val="32"/>
                 <w:b/>
               </w:rPr>
-              <w:t xml:space="preserve">改變（轉彎）</w:t>
+              <w:t xml:space="preserve">改變（折一下）</w:t>
             </w:r>
           </w:p>
           <w:p>
@@ -1204,7 +1204,7 @@
           <w:szCs w:val="32"/>
           <w:b/>
         </w:rPr>
-        <w:t xml:space="preserve">　一句話：光碰到鏡子彈回來叫 ＿＿＿＿；光進到水裡轉彎叫 ＿＿＿＿。</w:t>
+        <w:t xml:space="preserve">　一句話：光碰到鏡子彈回來叫 ＿＿＿＿；光進到水裡折一下叫 ＿＿＿＿。</w:t>
       </w:r>
     </w:p>
     <w:p>
@@ -1252,7 +1252,7 @@
           <w:b/>
           <w:color w:val="C0392B"/>
         </w:rPr>
-        <w:t xml:space="preserve">🔵 1 彎了、像斷掉｜2 沒斷｜3 浮上來了｜4 淺｜5 改變（轉彎）</w:t>
+        <w:t xml:space="preserve">🔵 1 彎了、像斷掉｜2 沒斷｜3 浮上來了｜4 淺｜5 改變（折一下）</w:t>
       </w:r>
     </w:p>
     <w:p>
@@ -1266,7 +1266,7 @@
           <w:b/>
           <w:color w:val="C0392B"/>
         </w:rPr>
-        <w:t xml:space="preserve">🟠 1 改變／折射｜2 轉彎／抬高／淺（高）｜3 不可以；淺／更深／先確認深度、有大人在（合理即可）｜4 更深一點，因為看到的位置比真的位置高｜5 反射／折射</w:t>
+        <w:t xml:space="preserve">🟠 1 改變／折射｜2 折一下／抬高／淺（高）｜3 不可以；淺／更深／先確認深度、有大人在（合理即可）｜4 更深一點，因為看到的位置比真的位置高｜5 反射／折射</w:t>
       </w:r>
     </w:p>
     <w:p>

--- a/light-refract/files/04_折射_學習單_照片版.docx
+++ b/light-refract/files/04_折射_學習單_照片版.docx
@@ -8,10 +8,10 @@
       </w:pPr>
       <w:r>
         <w:rPr>
+          <w:b/>
+          <w:color w:val="FFFFFF"/>
           <w:sz w:val="26"/>
           <w:szCs w:val="26"/>
-          <w:b/>
-          <w:color w:val="FFFFFF"/>
           <w:shd w:val="clear" w:color="auto" w:fill="1565C0"/>
         </w:rPr>
         <w:t xml:space="preserve"> 🔵 我會操作 </w:t>
@@ -25,10 +25,10 @@
       </w:r>
       <w:r>
         <w:rPr>
+          <w:b/>
+          <w:color w:val="0B4A6F"/>
           <w:sz w:val="40"/>
           <w:szCs w:val="40"/>
-          <w:b/>
-          <w:color w:val="0B4A6F"/>
         </w:rPr>
         <w:t xml:space="preserve">🥤 吸管真的斷了嗎？・學習單</w:t>
       </w:r>
@@ -39,9 +39,9 @@
       </w:pPr>
       <w:r>
         <w:rPr>
+          <w:color w:val="444444"/>
           <w:sz w:val="24"/>
           <w:szCs w:val="24"/>
-          <w:color w:val="444444"/>
         </w:rPr>
         <w:t xml:space="preserve">姓名 ＿＿＿＿＿＿　　日期 ＿＿＿＿＿＿　　班級 ＿＿＿</w:t>
       </w:r>
@@ -76,17 +76,17 @@
           </w:tcPr>
           <w:p>
             <w:pPr>
+              <w:spacing w:before="0" w:after="0" w:line="252" w:lineRule="auto"/>
               <w:jc w:val="center"/>
-              <w:spacing w:before="0" w:after="0" w:line="252" w:lineRule="auto"/>
             </w:pPr>
             <w:r>
               <w:drawing>
                 <wp:inline distT="0" distB="0" distL="0" distR="0">
                   <wp:extent cx="2160000" cy="1205280"/>
                   <wp:docPr id="10" name="pic10"/>
-                  <a:graphic xmlns:a="http://schemas.openxmlformats.org/drawingml/2006/main">
+                  <a:graphic>
                     <a:graphicData uri="http://schemas.openxmlformats.org/drawingml/2006/picture">
-                      <pic:pic xmlns:pic="http://schemas.openxmlformats.org/drawingml/2006/picture">
+                      <pic:pic>
                         <pic:nvPicPr>
                           <pic:cNvPr id="10" name="pic10"/>
                           <pic:cNvPicPr/>
@@ -125,19 +125,19 @@
             </w:pPr>
             <w:r>
               <w:rPr>
+                <w:b/>
+                <w:color w:val="FFFFFF"/>
                 <w:sz w:val="28"/>
                 <w:szCs w:val="28"/>
-                <w:b/>
-                <w:color w:val="FFFFFF"/>
                 <w:shd w:val="clear" w:color="auto" w:fill="0B6FA4"/>
               </w:rPr>
               <w:t xml:space="preserve"> 1 </w:t>
             </w:r>
             <w:r>
               <w:rPr>
-                <w:sz w:val="32"/>
-                <w:szCs w:val="32"/>
-                <w:b/>
+                <w:b/>
+                <w:sz w:val="32"/>
+                <w:szCs w:val="32"/>
               </w:rPr>
               <w:t xml:space="preserve">　吸管放進水裡，看起來？（圈一個）</w:t>
             </w:r>
@@ -148,62 +148,62 @@
             </w:pPr>
             <w:r>
               <w:rPr>
+                <w:b/>
+                <w:color w:val="222222"/>
                 <w:sz w:val="36"/>
                 <w:szCs w:val="36"/>
+              </w:rPr>
+              <w:t xml:space="preserve">☐ </w:t>
+            </w:r>
+            <w:r>
+              <w:rPr>
+                <w:b/>
+                <w:sz w:val="32"/>
+                <w:szCs w:val="32"/>
+              </w:rPr>
+              <w:t xml:space="preserve">彎了、像斷掉</w:t>
+            </w:r>
+          </w:p>
+          <w:p>
+            <w:pPr>
+              <w:spacing w:before="30" w:after="30" w:line="252" w:lineRule="auto"/>
+            </w:pPr>
+            <w:r>
+              <w:rPr>
                 <w:b/>
                 <w:color w:val="222222"/>
-              </w:rPr>
-              <w:t xml:space="preserve">☐ </w:t>
-            </w:r>
-            <w:r>
-              <w:rPr>
-                <w:sz w:val="32"/>
-                <w:szCs w:val="32"/>
-                <w:b/>
-              </w:rPr>
-              <w:t xml:space="preserve">彎了、像斷掉</w:t>
-            </w:r>
-          </w:p>
-          <w:p>
-            <w:pPr>
-              <w:spacing w:before="30" w:after="30" w:line="252" w:lineRule="auto"/>
-            </w:pPr>
-            <w:r>
-              <w:rPr>
                 <w:sz w:val="36"/>
                 <w:szCs w:val="36"/>
+              </w:rPr>
+              <w:t xml:space="preserve">☐ </w:t>
+            </w:r>
+            <w:r>
+              <w:rPr>
+                <w:b/>
+                <w:sz w:val="32"/>
+                <w:szCs w:val="32"/>
+              </w:rPr>
+              <w:t xml:space="preserve">變更長</w:t>
+            </w:r>
+          </w:p>
+          <w:p>
+            <w:pPr>
+              <w:spacing w:before="30" w:after="30" w:line="252" w:lineRule="auto"/>
+            </w:pPr>
+            <w:r>
+              <w:rPr>
                 <w:b/>
                 <w:color w:val="222222"/>
-              </w:rPr>
-              <w:t xml:space="preserve">☐ </w:t>
-            </w:r>
-            <w:r>
-              <w:rPr>
-                <w:sz w:val="32"/>
-                <w:szCs w:val="32"/>
-                <w:b/>
-              </w:rPr>
-              <w:t xml:space="preserve">變更長</w:t>
-            </w:r>
-          </w:p>
-          <w:p>
-            <w:pPr>
-              <w:spacing w:before="30" w:after="30" w:line="252" w:lineRule="auto"/>
-            </w:pPr>
-            <w:r>
-              <w:rPr>
                 <w:sz w:val="36"/>
                 <w:szCs w:val="36"/>
-                <w:b/>
-                <w:color w:val="222222"/>
               </w:rPr>
               <w:t xml:space="preserve">☐ </w:t>
             </w:r>
             <w:r>
               <w:rPr>
-                <w:sz w:val="32"/>
-                <w:szCs w:val="32"/>
-                <w:b/>
+                <w:b/>
+                <w:sz w:val="32"/>
+                <w:szCs w:val="32"/>
               </w:rPr>
               <w:t xml:space="preserve">沒有變</w:t>
             </w:r>
@@ -221,17 +221,17 @@
           </w:tcPr>
           <w:p>
             <w:pPr>
+              <w:spacing w:before="0" w:after="0" w:line="252" w:lineRule="auto"/>
               <w:jc w:val="center"/>
-              <w:spacing w:before="0" w:after="0" w:line="252" w:lineRule="auto"/>
             </w:pPr>
             <w:r>
               <w:drawing>
                 <wp:inline distT="0" distB="0" distL="0" distR="0">
                   <wp:extent cx="2160000" cy="1205280"/>
                   <wp:docPr id="10" name="pic10"/>
-                  <a:graphic xmlns:a="http://schemas.openxmlformats.org/drawingml/2006/main">
+                  <a:graphic>
                     <a:graphicData uri="http://schemas.openxmlformats.org/drawingml/2006/picture">
-                      <pic:pic xmlns:pic="http://schemas.openxmlformats.org/drawingml/2006/picture">
+                      <pic:pic>
                         <pic:nvPicPr>
                           <pic:cNvPr id="10" name="pic10"/>
                           <pic:cNvPicPr/>
@@ -270,19 +270,19 @@
             </w:pPr>
             <w:r>
               <w:rPr>
+                <w:b/>
+                <w:color w:val="FFFFFF"/>
                 <w:sz w:val="28"/>
                 <w:szCs w:val="28"/>
-                <w:b/>
-                <w:color w:val="FFFFFF"/>
                 <w:shd w:val="clear" w:color="auto" w:fill="0B6FA4"/>
               </w:rPr>
               <w:t xml:space="preserve"> 2 </w:t>
             </w:r>
             <w:r>
               <w:rPr>
-                <w:sz w:val="32"/>
-                <w:szCs w:val="32"/>
-                <w:b/>
+                <w:b/>
+                <w:sz w:val="32"/>
+                <w:szCs w:val="32"/>
               </w:rPr>
               <w:t xml:space="preserve">　拿出來看，吸管真的？（圈一個）</w:t>
             </w:r>
@@ -293,40 +293,40 @@
             </w:pPr>
             <w:r>
               <w:rPr>
+                <w:b/>
+                <w:color w:val="222222"/>
                 <w:sz w:val="36"/>
                 <w:szCs w:val="36"/>
+              </w:rPr>
+              <w:t xml:space="preserve">☐ </w:t>
+            </w:r>
+            <w:r>
+              <w:rPr>
+                <w:b/>
+                <w:sz w:val="32"/>
+                <w:szCs w:val="32"/>
+              </w:rPr>
+              <w:t xml:space="preserve">沒斷</w:t>
+            </w:r>
+          </w:p>
+          <w:p>
+            <w:pPr>
+              <w:spacing w:before="30" w:after="30" w:line="252" w:lineRule="auto"/>
+            </w:pPr>
+            <w:r>
+              <w:rPr>
                 <w:b/>
                 <w:color w:val="222222"/>
-              </w:rPr>
-              <w:t xml:space="preserve">☐ </w:t>
-            </w:r>
-            <w:r>
-              <w:rPr>
-                <w:sz w:val="32"/>
-                <w:szCs w:val="32"/>
-                <w:b/>
-              </w:rPr>
-              <w:t xml:space="preserve">沒斷</w:t>
-            </w:r>
-          </w:p>
-          <w:p>
-            <w:pPr>
-              <w:spacing w:before="30" w:after="30" w:line="252" w:lineRule="auto"/>
-            </w:pPr>
-            <w:r>
-              <w:rPr>
                 <w:sz w:val="36"/>
                 <w:szCs w:val="36"/>
-                <w:b/>
-                <w:color w:val="222222"/>
               </w:rPr>
               <w:t xml:space="preserve">☐ </w:t>
             </w:r>
             <w:r>
               <w:rPr>
-                <w:sz w:val="32"/>
-                <w:szCs w:val="32"/>
-                <w:b/>
+                <w:b/>
+                <w:sz w:val="32"/>
+                <w:szCs w:val="32"/>
               </w:rPr>
               <w:t xml:space="preserve">斷了</w:t>
             </w:r>
@@ -344,17 +344,17 @@
           </w:tcPr>
           <w:p>
             <w:pPr>
+              <w:spacing w:before="0" w:after="0" w:line="252" w:lineRule="auto"/>
               <w:jc w:val="center"/>
-              <w:spacing w:before="0" w:after="0" w:line="252" w:lineRule="auto"/>
             </w:pPr>
             <w:r>
               <w:drawing>
                 <wp:inline distT="0" distB="0" distL="0" distR="0">
                   <wp:extent cx="2160000" cy="1205280"/>
                   <wp:docPr id="11" name="pic11"/>
-                  <a:graphic xmlns:a="http://schemas.openxmlformats.org/drawingml/2006/main">
+                  <a:graphic>
                     <a:graphicData uri="http://schemas.openxmlformats.org/drawingml/2006/picture">
-                      <pic:pic xmlns:pic="http://schemas.openxmlformats.org/drawingml/2006/picture">
+                      <pic:pic>
                         <pic:nvPicPr>
                           <pic:cNvPr id="11" name="pic11"/>
                           <pic:cNvPicPr/>
@@ -393,19 +393,19 @@
             </w:pPr>
             <w:r>
               <w:rPr>
+                <w:b/>
+                <w:color w:val="FFFFFF"/>
                 <w:sz w:val="28"/>
                 <w:szCs w:val="28"/>
-                <w:b/>
-                <w:color w:val="FFFFFF"/>
                 <w:shd w:val="clear" w:color="auto" w:fill="0B6FA4"/>
               </w:rPr>
               <w:t xml:space="preserve"> 3 </w:t>
             </w:r>
             <w:r>
               <w:rPr>
-                <w:sz w:val="32"/>
-                <w:szCs w:val="32"/>
-                <w:b/>
+                <w:b/>
+                <w:sz w:val="32"/>
+                <w:szCs w:val="32"/>
               </w:rPr>
               <w:t xml:space="preserve">　碗裡的硬幣，倒水以後看起來？</w:t>
             </w:r>
@@ -416,62 +416,62 @@
             </w:pPr>
             <w:r>
               <w:rPr>
+                <w:b/>
+                <w:color w:val="222222"/>
                 <w:sz w:val="36"/>
                 <w:szCs w:val="36"/>
+              </w:rPr>
+              <w:t xml:space="preserve">☐ </w:t>
+            </w:r>
+            <w:r>
+              <w:rPr>
+                <w:b/>
+                <w:sz w:val="32"/>
+                <w:szCs w:val="32"/>
+              </w:rPr>
+              <w:t xml:space="preserve">浮上來了</w:t>
+            </w:r>
+          </w:p>
+          <w:p>
+            <w:pPr>
+              <w:spacing w:before="30" w:after="30" w:line="252" w:lineRule="auto"/>
+            </w:pPr>
+            <w:r>
+              <w:rPr>
                 <w:b/>
                 <w:color w:val="222222"/>
-              </w:rPr>
-              <w:t xml:space="preserve">☐ </w:t>
-            </w:r>
-            <w:r>
-              <w:rPr>
-                <w:sz w:val="32"/>
-                <w:szCs w:val="32"/>
-                <w:b/>
-              </w:rPr>
-              <w:t xml:space="preserve">浮上來了</w:t>
-            </w:r>
-          </w:p>
-          <w:p>
-            <w:pPr>
-              <w:spacing w:before="30" w:after="30" w:line="252" w:lineRule="auto"/>
-            </w:pPr>
-            <w:r>
-              <w:rPr>
                 <w:sz w:val="36"/>
                 <w:szCs w:val="36"/>
+              </w:rPr>
+              <w:t xml:space="preserve">☐ </w:t>
+            </w:r>
+            <w:r>
+              <w:rPr>
+                <w:b/>
+                <w:sz w:val="32"/>
+                <w:szCs w:val="32"/>
+              </w:rPr>
+              <w:t xml:space="preserve">沉下去</w:t>
+            </w:r>
+          </w:p>
+          <w:p>
+            <w:pPr>
+              <w:spacing w:before="30" w:after="30" w:line="252" w:lineRule="auto"/>
+            </w:pPr>
+            <w:r>
+              <w:rPr>
                 <w:b/>
                 <w:color w:val="222222"/>
-              </w:rPr>
-              <w:t xml:space="preserve">☐ </w:t>
-            </w:r>
-            <w:r>
-              <w:rPr>
-                <w:sz w:val="32"/>
-                <w:szCs w:val="32"/>
-                <w:b/>
-              </w:rPr>
-              <w:t xml:space="preserve">沉下去</w:t>
-            </w:r>
-          </w:p>
-          <w:p>
-            <w:pPr>
-              <w:spacing w:before="30" w:after="30" w:line="252" w:lineRule="auto"/>
-            </w:pPr>
-            <w:r>
-              <w:rPr>
                 <w:sz w:val="36"/>
                 <w:szCs w:val="36"/>
-                <w:b/>
-                <w:color w:val="222222"/>
               </w:rPr>
               <w:t xml:space="preserve">☐ </w:t>
             </w:r>
             <w:r>
               <w:rPr>
-                <w:sz w:val="32"/>
-                <w:szCs w:val="32"/>
-                <w:b/>
+                <w:b/>
+                <w:sz w:val="32"/>
+                <w:szCs w:val="32"/>
               </w:rPr>
               <w:t xml:space="preserve">不見了</w:t>
             </w:r>
@@ -489,17 +489,17 @@
           </w:tcPr>
           <w:p>
             <w:pPr>
+              <w:spacing w:before="0" w:after="0" w:line="252" w:lineRule="auto"/>
               <w:jc w:val="center"/>
-              <w:spacing w:before="0" w:after="0" w:line="252" w:lineRule="auto"/>
             </w:pPr>
             <w:r>
               <w:drawing>
                 <wp:inline distT="0" distB="0" distL="0" distR="0">
                   <wp:extent cx="2160000" cy="1205280"/>
                   <wp:docPr id="12" name="pic12"/>
-                  <a:graphic xmlns:a="http://schemas.openxmlformats.org/drawingml/2006/main">
+                  <a:graphic>
                     <a:graphicData uri="http://schemas.openxmlformats.org/drawingml/2006/picture">
-                      <pic:pic xmlns:pic="http://schemas.openxmlformats.org/drawingml/2006/picture">
+                      <pic:pic>
                         <pic:nvPicPr>
                           <pic:cNvPr id="12" name="pic12"/>
                           <pic:cNvPicPr/>
@@ -538,19 +538,19 @@
             </w:pPr>
             <w:r>
               <w:rPr>
+                <w:b/>
+                <w:color w:val="FFFFFF"/>
                 <w:sz w:val="28"/>
                 <w:szCs w:val="28"/>
-                <w:b/>
-                <w:color w:val="FFFFFF"/>
                 <w:shd w:val="clear" w:color="auto" w:fill="0B6FA4"/>
               </w:rPr>
               <w:t xml:space="preserve"> 4 </w:t>
             </w:r>
             <w:r>
               <w:rPr>
-                <w:sz w:val="32"/>
-                <w:szCs w:val="32"/>
-                <w:b/>
+                <w:b/>
+                <w:sz w:val="32"/>
+                <w:szCs w:val="32"/>
               </w:rPr>
               <w:t xml:space="preserve">　游泳池看起來比實際？</w:t>
             </w:r>
@@ -561,62 +561,62 @@
             </w:pPr>
             <w:r>
               <w:rPr>
+                <w:b/>
+                <w:color w:val="222222"/>
                 <w:sz w:val="36"/>
                 <w:szCs w:val="36"/>
+              </w:rPr>
+              <w:t xml:space="preserve">☐ </w:t>
+            </w:r>
+            <w:r>
+              <w:rPr>
+                <w:b/>
+                <w:sz w:val="32"/>
+                <w:szCs w:val="32"/>
+              </w:rPr>
+              <w:t xml:space="preserve">淺</w:t>
+            </w:r>
+          </w:p>
+          <w:p>
+            <w:pPr>
+              <w:spacing w:before="30" w:after="30" w:line="252" w:lineRule="auto"/>
+            </w:pPr>
+            <w:r>
+              <w:rPr>
                 <w:b/>
                 <w:color w:val="222222"/>
-              </w:rPr>
-              <w:t xml:space="preserve">☐ </w:t>
-            </w:r>
-            <w:r>
-              <w:rPr>
-                <w:sz w:val="32"/>
-                <w:szCs w:val="32"/>
-                <w:b/>
-              </w:rPr>
-              <w:t xml:space="preserve">淺</w:t>
-            </w:r>
-          </w:p>
-          <w:p>
-            <w:pPr>
-              <w:spacing w:before="30" w:after="30" w:line="252" w:lineRule="auto"/>
-            </w:pPr>
-            <w:r>
-              <w:rPr>
                 <w:sz w:val="36"/>
                 <w:szCs w:val="36"/>
+              </w:rPr>
+              <w:t xml:space="preserve">☐ </w:t>
+            </w:r>
+            <w:r>
+              <w:rPr>
+                <w:b/>
+                <w:sz w:val="32"/>
+                <w:szCs w:val="32"/>
+              </w:rPr>
+              <w:t xml:space="preserve">深</w:t>
+            </w:r>
+          </w:p>
+          <w:p>
+            <w:pPr>
+              <w:spacing w:before="30" w:after="30" w:line="252" w:lineRule="auto"/>
+            </w:pPr>
+            <w:r>
+              <w:rPr>
                 <w:b/>
                 <w:color w:val="222222"/>
-              </w:rPr>
-              <w:t xml:space="preserve">☐ </w:t>
-            </w:r>
-            <w:r>
-              <w:rPr>
-                <w:sz w:val="32"/>
-                <w:szCs w:val="32"/>
-                <w:b/>
-              </w:rPr>
-              <w:t xml:space="preserve">深</w:t>
-            </w:r>
-          </w:p>
-          <w:p>
-            <w:pPr>
-              <w:spacing w:before="30" w:after="30" w:line="252" w:lineRule="auto"/>
-            </w:pPr>
-            <w:r>
-              <w:rPr>
                 <w:sz w:val="36"/>
                 <w:szCs w:val="36"/>
-                <w:b/>
-                <w:color w:val="222222"/>
               </w:rPr>
               <w:t xml:space="preserve">☐ </w:t>
             </w:r>
             <w:r>
               <w:rPr>
-                <w:sz w:val="32"/>
-                <w:szCs w:val="32"/>
-                <w:b/>
+                <w:b/>
+                <w:sz w:val="32"/>
+                <w:szCs w:val="32"/>
               </w:rPr>
               <w:t xml:space="preserve">一樣</w:t>
             </w:r>
@@ -634,17 +634,17 @@
           </w:tcPr>
           <w:p>
             <w:pPr>
+              <w:spacing w:before="0" w:after="0" w:line="252" w:lineRule="auto"/>
               <w:jc w:val="center"/>
-              <w:spacing w:before="0" w:after="0" w:line="252" w:lineRule="auto"/>
             </w:pPr>
             <w:r>
               <w:drawing>
                 <wp:inline distT="0" distB="0" distL="0" distR="0">
                   <wp:extent cx="2160000" cy="1205280"/>
                   <wp:docPr id="10" name="pic10"/>
-                  <a:graphic xmlns:a="http://schemas.openxmlformats.org/drawingml/2006/main">
+                  <a:graphic>
                     <a:graphicData uri="http://schemas.openxmlformats.org/drawingml/2006/picture">
-                      <pic:pic xmlns:pic="http://schemas.openxmlformats.org/drawingml/2006/picture">
+                      <pic:pic>
                         <pic:nvPicPr>
                           <pic:cNvPr id="10" name="pic10"/>
                           <pic:cNvPicPr/>
@@ -683,19 +683,19 @@
             </w:pPr>
             <w:r>
               <w:rPr>
+                <w:b/>
+                <w:color w:val="FFFFFF"/>
                 <w:sz w:val="28"/>
                 <w:szCs w:val="28"/>
-                <w:b/>
-                <w:color w:val="FFFFFF"/>
                 <w:shd w:val="clear" w:color="auto" w:fill="0B6FA4"/>
               </w:rPr>
               <w:t xml:space="preserve"> 5 </w:t>
             </w:r>
             <w:r>
               <w:rPr>
-                <w:sz w:val="32"/>
-                <w:szCs w:val="32"/>
-                <w:b/>
+                <w:b/>
+                <w:sz w:val="32"/>
+                <w:szCs w:val="32"/>
               </w:rPr>
               <w:t xml:space="preserve">　光進到水裡，方向會？（貼「折射」貼紙）</w:t>
             </w:r>
@@ -706,40 +706,40 @@
             </w:pPr>
             <w:r>
               <w:rPr>
+                <w:b/>
+                <w:color w:val="222222"/>
                 <w:sz w:val="36"/>
                 <w:szCs w:val="36"/>
+              </w:rPr>
+              <w:t xml:space="preserve">☐ </w:t>
+            </w:r>
+            <w:r>
+              <w:rPr>
+                <w:b/>
+                <w:sz w:val="32"/>
+                <w:szCs w:val="32"/>
+              </w:rPr>
+              <w:t xml:space="preserve">改變（折一下）</w:t>
+            </w:r>
+          </w:p>
+          <w:p>
+            <w:pPr>
+              <w:spacing w:before="30" w:after="30" w:line="252" w:lineRule="auto"/>
+            </w:pPr>
+            <w:r>
+              <w:rPr>
                 <w:b/>
                 <w:color w:val="222222"/>
-              </w:rPr>
-              <w:t xml:space="preserve">☐ </w:t>
-            </w:r>
-            <w:r>
-              <w:rPr>
-                <w:sz w:val="32"/>
-                <w:szCs w:val="32"/>
-                <w:b/>
-              </w:rPr>
-              <w:t xml:space="preserve">改變（折一下）</w:t>
-            </w:r>
-          </w:p>
-          <w:p>
-            <w:pPr>
-              <w:spacing w:before="30" w:after="30" w:line="252" w:lineRule="auto"/>
-            </w:pPr>
-            <w:r>
-              <w:rPr>
                 <w:sz w:val="36"/>
                 <w:szCs w:val="36"/>
-                <w:b/>
-                <w:color w:val="222222"/>
               </w:rPr>
               <w:t xml:space="preserve">☐ </w:t>
             </w:r>
             <w:r>
               <w:rPr>
-                <w:sz w:val="32"/>
-                <w:szCs w:val="32"/>
-                <w:b/>
+                <w:b/>
+                <w:sz w:val="32"/>
+                <w:szCs w:val="32"/>
               </w:rPr>
               <w:t xml:space="preserve">不變（直直走）</w:t>
             </w:r>
@@ -765,32 +765,32 @@
       </w:pPr>
       <w:r>
         <w:rPr>
+          <w:b/>
+          <w:color w:val="0B6FA4"/>
           <w:sz w:val="26"/>
           <w:szCs w:val="26"/>
+        </w:rPr>
+        <w:t xml:space="preserve">👏 完成了嗎？貼一張完成貼紙 → </w:t>
+      </w:r>
+      <w:r>
+        <w:rPr>
           <w:b/>
-          <w:color w:val="0B6FA4"/>
-        </w:rPr>
-        <w:t xml:space="preserve">👏 完成了嗎？貼一張完成貼紙 → </w:t>
-      </w:r>
-      <w:r>
-        <w:rPr>
           <w:sz w:val="40"/>
           <w:szCs w:val="40"/>
-          <w:b/>
         </w:rPr>
         <w:t xml:space="preserve">☐</w:t>
       </w:r>
     </w:p>
     <w:p>
       <w:pPr>
+        <w:spacing w:before="120" w:after="0" w:line="252" w:lineRule="auto"/>
         <w:jc w:val="center"/>
-        <w:spacing w:before="120" w:after="0" w:line="252" w:lineRule="auto"/>
-      </w:pPr>
-      <w:r>
-        <w:rPr>
+      </w:pPr>
+      <w:r>
+        <w:rPr>
+          <w:color w:val="888888"/>
           <w:sz w:val="18"/>
           <w:szCs w:val="18"/>
-          <w:color w:val="888888"/>
         </w:rPr>
         <w:t xml:space="preserve">🥤 吸管真的斷了嗎？・學習單（照片版）｜任務四 光的折射・Ka-IV-8｜竹東國中自然科</w:t>
       </w:r>
@@ -806,10 +806,10 @@
       </w:pPr>
       <w:r>
         <w:rPr>
+          <w:b/>
+          <w:color w:val="FFFFFF"/>
           <w:sz w:val="26"/>
           <w:szCs w:val="26"/>
-          <w:b/>
-          <w:color w:val="FFFFFF"/>
           <w:shd w:val="clear" w:color="auto" w:fill="E67E22"/>
         </w:rPr>
         <w:t xml:space="preserve"> 🟠 我會推理 </w:t>
@@ -823,10 +823,10 @@
       </w:r>
       <w:r>
         <w:rPr>
+          <w:b/>
+          <w:color w:val="0B4A6F"/>
           <w:sz w:val="40"/>
           <w:szCs w:val="40"/>
-          <w:b/>
-          <w:color w:val="0B4A6F"/>
         </w:rPr>
         <w:t xml:space="preserve">🥤 吸管真的斷了嗎？・學習單</w:t>
       </w:r>
@@ -837,9 +837,9 @@
       </w:pPr>
       <w:r>
         <w:rPr>
+          <w:color w:val="444444"/>
           <w:sz w:val="24"/>
           <w:szCs w:val="24"/>
-          <w:color w:val="444444"/>
         </w:rPr>
         <w:t xml:space="preserve">姓名 ＿＿＿＿＿＿　　日期 ＿＿＿＿＿＿　　班級 ＿＿＿</w:t>
       </w:r>
@@ -874,17 +874,17 @@
           </w:tcPr>
           <w:p>
             <w:pPr>
+              <w:spacing w:before="0" w:after="0" w:line="252" w:lineRule="auto"/>
               <w:jc w:val="center"/>
-              <w:spacing w:before="0" w:after="0" w:line="252" w:lineRule="auto"/>
             </w:pPr>
             <w:r>
               <w:drawing>
                 <wp:inline distT="0" distB="0" distL="0" distR="0">
                   <wp:extent cx="1656000" cy="924048"/>
                   <wp:docPr id="10" name="pic10"/>
-                  <a:graphic xmlns:a="http://schemas.openxmlformats.org/drawingml/2006/main">
+                  <a:graphic>
                     <a:graphicData uri="http://schemas.openxmlformats.org/drawingml/2006/picture">
-                      <pic:pic xmlns:pic="http://schemas.openxmlformats.org/drawingml/2006/picture">
+                      <pic:pic>
                         <pic:nvPicPr>
                           <pic:cNvPr id="10" name="pic10"/>
                           <pic:cNvPicPr/>
@@ -923,19 +923,19 @@
             </w:pPr>
             <w:r>
               <w:rPr>
+                <w:b/>
+                <w:color w:val="FFFFFF"/>
                 <w:sz w:val="28"/>
                 <w:szCs w:val="28"/>
-                <w:b/>
-                <w:color w:val="FFFFFF"/>
                 <w:shd w:val="clear" w:color="auto" w:fill="0B6FA4"/>
               </w:rPr>
               <w:t xml:space="preserve"> 1 </w:t>
             </w:r>
             <w:r>
               <w:rPr>
-                <w:sz w:val="32"/>
-                <w:szCs w:val="32"/>
-                <w:b/>
+                <w:b/>
+                <w:sz w:val="32"/>
+                <w:szCs w:val="32"/>
               </w:rPr>
               <w:t xml:space="preserve">　吸管沒有斷，為什麼看起來彎？</w:t>
             </w:r>
@@ -965,17 +965,17 @@
           </w:tcPr>
           <w:p>
             <w:pPr>
+              <w:spacing w:before="0" w:after="0" w:line="252" w:lineRule="auto"/>
               <w:jc w:val="center"/>
-              <w:spacing w:before="0" w:after="0" w:line="252" w:lineRule="auto"/>
             </w:pPr>
             <w:r>
               <w:drawing>
                 <wp:inline distT="0" distB="0" distL="0" distR="0">
                   <wp:extent cx="1656000" cy="924048"/>
                   <wp:docPr id="11" name="pic11"/>
-                  <a:graphic xmlns:a="http://schemas.openxmlformats.org/drawingml/2006/main">
+                  <a:graphic>
                     <a:graphicData uri="http://schemas.openxmlformats.org/drawingml/2006/picture">
-                      <pic:pic xmlns:pic="http://schemas.openxmlformats.org/drawingml/2006/picture">
+                      <pic:pic>
                         <pic:nvPicPr>
                           <pic:cNvPr id="11" name="pic11"/>
                           <pic:cNvPicPr/>
@@ -1014,19 +1014,19 @@
             </w:pPr>
             <w:r>
               <w:rPr>
+                <w:b/>
+                <w:color w:val="FFFFFF"/>
                 <w:sz w:val="28"/>
                 <w:szCs w:val="28"/>
-                <w:b/>
-                <w:color w:val="FFFFFF"/>
                 <w:shd w:val="clear" w:color="auto" w:fill="0B6FA4"/>
               </w:rPr>
               <w:t xml:space="preserve"> 2 </w:t>
             </w:r>
             <w:r>
               <w:rPr>
-                <w:sz w:val="32"/>
-                <w:szCs w:val="32"/>
-                <w:b/>
+                <w:b/>
+                <w:sz w:val="32"/>
+                <w:szCs w:val="32"/>
               </w:rPr>
               <w:t xml:space="preserve">　硬幣沒有動，為什麼看起來浮上來？</w:t>
             </w:r>
@@ -1056,17 +1056,17 @@
           </w:tcPr>
           <w:p>
             <w:pPr>
+              <w:spacing w:before="0" w:after="0" w:line="252" w:lineRule="auto"/>
               <w:jc w:val="center"/>
-              <w:spacing w:before="0" w:after="0" w:line="252" w:lineRule="auto"/>
             </w:pPr>
             <w:r>
               <w:drawing>
                 <wp:inline distT="0" distB="0" distL="0" distR="0">
                   <wp:extent cx="1656000" cy="924048"/>
                   <wp:docPr id="12" name="pic12"/>
-                  <a:graphic xmlns:a="http://schemas.openxmlformats.org/drawingml/2006/main">
+                  <a:graphic>
                     <a:graphicData uri="http://schemas.openxmlformats.org/drawingml/2006/picture">
-                      <pic:pic xmlns:pic="http://schemas.openxmlformats.org/drawingml/2006/picture">
+                      <pic:pic>
                         <pic:nvPicPr>
                           <pic:cNvPr id="12" name="pic12"/>
                           <pic:cNvPicPr/>
@@ -1105,19 +1105,19 @@
             </w:pPr>
             <w:r>
               <w:rPr>
+                <w:b/>
+                <w:color w:val="FFFFFF"/>
                 <w:sz w:val="28"/>
                 <w:szCs w:val="28"/>
-                <w:b/>
-                <w:color w:val="FFFFFF"/>
                 <w:shd w:val="clear" w:color="auto" w:fill="0B6FA4"/>
               </w:rPr>
               <w:t xml:space="preserve"> 3 </w:t>
             </w:r>
             <w:r>
               <w:rPr>
-                <w:sz w:val="32"/>
-                <w:szCs w:val="32"/>
-                <w:b/>
+                <w:b/>
+                <w:sz w:val="32"/>
+                <w:szCs w:val="32"/>
               </w:rPr>
               <w:t xml:space="preserve">　游泳池看起來淺，可以直接跳嗎？</w:t>
             </w:r>
@@ -1155,68 +1155,68 @@
       </w:pPr>
       <w:r>
         <w:rPr>
+          <w:b/>
+          <w:color w:val="FFFFFF"/>
           <w:sz w:val="28"/>
           <w:szCs w:val="28"/>
+          <w:shd w:val="clear" w:color="auto" w:fill="0B6FA4"/>
+        </w:rPr>
+        <w:t xml:space="preserve"> 4 </w:t>
+      </w:r>
+      <w:r>
+        <w:rPr>
+          <w:b/>
+          <w:sz w:val="32"/>
+          <w:szCs w:val="32"/>
+        </w:rPr>
+        <w:t xml:space="preserve">　遷移：用網子撈水裡的東西，要往哪裡撈？為什麼？</w:t>
+      </w:r>
+    </w:p>
+    <w:p>
+      <w:pPr>
+        <w:spacing w:before="0" w:after="80" w:line="252" w:lineRule="auto"/>
+      </w:pPr>
+      <w:r>
+        <w:rPr>
+          <w:sz w:val="28"/>
+          <w:szCs w:val="28"/>
+        </w:rPr>
+        <w:t xml:space="preserve">往 ＿＿＿＿＿ 撈，因為 ＿＿＿＿＿＿＿＿＿＿＿＿＿＿＿＿＿＿＿＿＿＿＿＿。</w:t>
+      </w:r>
+    </w:p>
+    <w:p>
+      <w:pPr>
+        <w:spacing w:before="40" w:after="40" w:line="252" w:lineRule="auto"/>
+      </w:pPr>
+      <w:r>
+        <w:rPr>
           <w:b/>
           <w:color w:val="FFFFFF"/>
+          <w:sz w:val="28"/>
+          <w:szCs w:val="28"/>
           <w:shd w:val="clear" w:color="auto" w:fill="0B6FA4"/>
         </w:rPr>
-        <w:t xml:space="preserve"> 4 </w:t>
-      </w:r>
-      <w:r>
-        <w:rPr>
+        <w:t xml:space="preserve"> 5 </w:t>
+      </w:r>
+      <w:r>
+        <w:rPr>
+          <w:b/>
           <w:sz w:val="32"/>
           <w:szCs w:val="32"/>
-          <w:b/>
-        </w:rPr>
-        <w:t xml:space="preserve">　遷移：用網子撈水裡的東西，要往哪裡撈？為什麼？</w:t>
-      </w:r>
-    </w:p>
-    <w:p>
-      <w:pPr>
-        <w:spacing w:before="0" w:after="80" w:line="252" w:lineRule="auto"/>
-      </w:pPr>
-      <w:r>
-        <w:rPr>
-          <w:sz w:val="28"/>
-          <w:szCs w:val="28"/>
-        </w:rPr>
-        <w:t xml:space="preserve">往 ＿＿＿＿＿ 撈，因為 ＿＿＿＿＿＿＿＿＿＿＿＿＿＿＿＿＿＿＿＿＿＿＿＿。</w:t>
-      </w:r>
-    </w:p>
-    <w:p>
-      <w:pPr>
-        <w:spacing w:before="40" w:after="40" w:line="252" w:lineRule="auto"/>
-      </w:pPr>
-      <w:r>
-        <w:rPr>
-          <w:sz w:val="28"/>
-          <w:szCs w:val="28"/>
-          <w:b/>
-          <w:color w:val="FFFFFF"/>
-          <w:shd w:val="clear" w:color="auto" w:fill="0B6FA4"/>
-        </w:rPr>
-        <w:t xml:space="preserve"> 5 </w:t>
-      </w:r>
-      <w:r>
-        <w:rPr>
-          <w:sz w:val="32"/>
-          <w:szCs w:val="32"/>
-          <w:b/>
         </w:rPr>
         <w:t xml:space="preserve">　一句話：光碰到鏡子彈回來叫 ＿＿＿＿；光進到水裡折一下叫 ＿＿＿＿。</w:t>
       </w:r>
     </w:p>
     <w:p>
       <w:pPr>
+        <w:spacing w:before="120" w:after="0" w:line="252" w:lineRule="auto"/>
         <w:jc w:val="center"/>
-        <w:spacing w:before="120" w:after="0" w:line="252" w:lineRule="auto"/>
-      </w:pPr>
-      <w:r>
-        <w:rPr>
+      </w:pPr>
+      <w:r>
+        <w:rPr>
+          <w:color w:val="888888"/>
           <w:sz w:val="18"/>
           <w:szCs w:val="18"/>
-          <w:color w:val="888888"/>
         </w:rPr>
         <w:t xml:space="preserve">🥤 吸管真的斷了嗎？・學習單（照片版）｜Ka-IV-8｜竹東國中自然科</w:t>
       </w:r>
@@ -1228,43 +1228,43 @@
     </w:p>
     <w:p>
       <w:pPr>
+        <w:spacing w:before="0" w:after="60" w:line="252" w:lineRule="auto"/>
         <w:jc w:val="center"/>
-        <w:spacing w:before="0" w:after="60" w:line="252" w:lineRule="auto"/>
-      </w:pPr>
-      <w:r>
-        <w:rPr>
+      </w:pPr>
+      <w:r>
+        <w:rPr>
+          <w:b/>
+          <w:color w:val="0B4A6F"/>
           <w:sz w:val="36"/>
           <w:szCs w:val="36"/>
+        </w:rPr>
+        <w:t xml:space="preserve">🥤 折射學習單・教師解答卡</w:t>
+      </w:r>
+    </w:p>
+    <w:p>
+      <w:pPr>
+        <w:spacing w:before="0" w:after="80" w:line="252" w:lineRule="auto"/>
+      </w:pPr>
+      <w:r>
+        <w:rPr>
           <w:b/>
-          <w:color w:val="0B4A6F"/>
-        </w:rPr>
-        <w:t xml:space="preserve">🥤 折射學習單・教師解答卡</w:t>
-      </w:r>
-    </w:p>
-    <w:p>
-      <w:pPr>
-        <w:spacing w:before="0" w:after="80" w:line="252" w:lineRule="auto"/>
-      </w:pPr>
-      <w:r>
-        <w:rPr>
+          <w:color w:val="C0392B"/>
           <w:sz w:val="26"/>
           <w:szCs w:val="26"/>
+        </w:rPr>
+        <w:t xml:space="preserve">🔵 1 彎了、像斷掉｜2 沒斷｜3 浮上來了｜4 淺｜5 改變（折一下）</w:t>
+      </w:r>
+    </w:p>
+    <w:p>
+      <w:pPr>
+        <w:spacing w:before="0" w:after="80" w:line="252" w:lineRule="auto"/>
+      </w:pPr>
+      <w:r>
+        <w:rPr>
           <w:b/>
           <w:color w:val="C0392B"/>
-        </w:rPr>
-        <w:t xml:space="preserve">🔵 1 彎了、像斷掉｜2 沒斷｜3 浮上來了｜4 淺｜5 改變（折一下）</w:t>
-      </w:r>
-    </w:p>
-    <w:p>
-      <w:pPr>
-        <w:spacing w:before="0" w:after="80" w:line="252" w:lineRule="auto"/>
-      </w:pPr>
-      <w:r>
-        <w:rPr>
           <w:sz w:val="26"/>
           <w:szCs w:val="26"/>
-          <w:b/>
-          <w:color w:val="C0392B"/>
         </w:rPr>
         <w:t xml:space="preserve">🟠 1 改變／折射｜2 折一下／抬高／淺（高）｜3 不可以；淺／更深／先確認深度、有大人在（合理即可）｜4 更深一點，因為看到的位置比真的位置高｜5 反射／折射</w:t>
       </w:r>
@@ -1275,9 +1275,9 @@
       </w:pPr>
       <w:r>
         <w:rPr>
+          <w:color w:val="666666"/>
           <w:sz w:val="20"/>
           <w:szCs w:val="20"/>
-          <w:color w:val="666666"/>
         </w:rPr>
         <w:t xml:space="preserve">評量記錄：概念（對/半/未）、反應方式（說/指/操作）、提示層級（3/2/1/0）。</w:t>
       </w:r>
